--- a/outputs/第X组_组长姓名_《数据挖掘》探索性实验报告_项目1.docx
+++ b/outputs/第X组_组长姓名_《数据挖掘》探索性实验报告_项目1.docx
@@ -11162,7 +11162,7 @@
           <w:rFonts w:ascii="宋体" w:hAnsi="宋体" w:eastAsia="宋体"/>
           <w:sz w:val="21"/>
         </w:rPr>
-        <w:t>漏识别那边补上了：复合专名（澳洲森林、海豚岛、天鹅湖缆车）原来因为 jieba 切碎进不了词典，合成词规则接上之后都识别出来了，v2 的景点出现次数因此从 808 涨到 837，不同景点词从 184 涨到 195。</w:t>
+        <w:t>漏识别那边补上了：复合专名（澳洲森林、海豚岛、天鹅湖缆车）原来因为 jieba 切碎进不了词典，合成词规则接上之后都识别出来了，v2 的景点出现次数从 808 涨到 837，不同景点词从 184 涨到 195。</w:t>
       </w:r>
     </w:p>
     <w:p>
@@ -13910,7 +13910,7 @@
           <w:rFonts w:ascii="宋体" w:hAnsi="宋体" w:eastAsia="宋体"/>
           <w:sz w:val="21"/>
         </w:rPr>
-        <w:t>这组对比只能说明一条路线的差别，不能推广。游客样本只有 1 篇，而且是一篇结构清晰的总结，多数游记里的路线是夹在叙述里的，提取不出来。上面的三个原因属于个案解释，不是统计结论。</w:t>
+        <w:t>这组对比只能说明一条路线的差别，不能推广。游客样本只有 1 篇，还是一篇结构清晰的总结，多数游记里的路线是夹在叙述里的，提取不出来。上面的三个原因属于个案解释，不是统计结论。</w:t>
       </w:r>
     </w:p>
     <w:p>
@@ -14796,7 +14796,7 @@
           <w:rFonts w:ascii="宋体" w:hAnsi="宋体" w:eastAsia="宋体"/>
           <w:sz w:val="21"/>
         </w:rPr>
-        <w:t>候选能不能生成出来，比打分更重要。三条措施都是冲着这个来的。第一，把项目2 识别出的景点名回喂给 jieba（add_word），否则“黑颈天鹅”仍会被切成两块；第二，相邻词能拼成中心词结尾的就拼一次再当候选，这条不受词频限制，所以只出现一次的复合专名也有机会进列表；第三，指人的代词（他们/她们）换一套打分，地点不加分，改给动物名加分——C004 那句“一头成年大象……他们非常聪明”，按原来那套会被前面的“亚州森林”抢走。</w:t>
+        <w:t>候选能不能生成出来，比打分更重要。三条措施都是冲着这个来的。第一，把项目2 识别出的景点名回喂给 jieba（add_word），否则“黑颈天鹅”仍会被切成两块；第二，相邻词能拼成中心词结尾的就拼一次再当候选，这条不受词频限制，所以只出现一次的复合专名也有机会进列表；第三，指人的代词（他们/她们）换一套打分，地点不加分，改给动物名加分。C004 那句“一头成年大象……他们非常聪明”，按原来那套会被前面的“亚州森林”抢走。</w:t>
       </w:r>
     </w:p>
     <w:p>
@@ -25132,7 +25132,7 @@
           <w:rFonts w:ascii="宋体" w:hAnsi="宋体" w:eastAsia="宋体"/>
           <w:sz w:val="21"/>
         </w:rPr>
-        <w:t>现象四：共指消解的 1.00 是调出来的。先看标注里的错，再补规则——合成词、动物名表、同分取长名，三条都是这么来的。10 个样本上全对，但换一批没参与调规则的样本还能不能全对，不知道。</w:t>
+        <w:t>现象四：共指消解的 1.00 是调出来的。先看标注里的错，再补规则，合成词、动物名表、同分取长名，三条都是这么来的。10 个样本上全对，但换一批没参与调规则的样本还能不能全对，不知道。</w:t>
       </w:r>
     </w:p>
     <w:p>
